--- a/The_Binary_Decision_Path.docx
+++ b/The_Binary_Decision_Path.docx
@@ -31,6 +31,21 @@
           <w:szCs w:val="28"/>
         </w:rPr>
         <w:t xml:space="preserve">A Path to Consensus Clarity</w:t>
+      </w:r>
+    </w:p>
+    <w:p>
+      <w:pPr>
+        <w:spacing w:after="0" w:before="160"/>
+        <w:jc w:val="center"/>
+      </w:pPr>
+      <w:r>
+        <w:rPr>
+          <w:iCs/>
+          <w:color w:val="666666"/>
+          <w:sz w:val="20"/>
+          <w:szCs w:val="28"/>
+        </w:rPr>
+        <w:t>Anonymous, in collaboration with Claude (Anthropic) · 2026</w:t>
       </w:r>
     </w:p>
     <w:p>
@@ -57,6 +72,7 @@
       <w:pPr>
         <w:tabs>
           <w:tab w:val="left" w:pos="1600"/>
+          <w:tab w:val="right" w:leader="dot" w:pos="9000"/>
         </w:tabs>
         <w:spacing w:after="120" w:line="276"/>
       </w:pPr>
@@ -81,11 +97,28 @@
         </w:rPr>
         <w:t xml:space="preserve">Before We Begin</w:t>
       </w:r>
+      <w:r>
+        <w:rPr>
+          <w:color w:val="1e2a33"/>
+          <w:sz w:val="24"/>
+          <w:szCs w:val="24"/>
+        </w:rPr>
+        <w:tab/>
+      </w:r>
+      <w:r>
+        <w:rPr>
+          <w:color w:val="1e2a33"/>
+          <w:sz w:val="24"/>
+          <w:szCs w:val="24"/>
+        </w:rPr>
+        <w:t>3</w:t>
+      </w:r>
     </w:p>
     <w:p>
       <w:pPr>
         <w:tabs>
           <w:tab w:val="left" w:pos="1600"/>
+          <w:tab w:val="right" w:leader="dot" w:pos="9000"/>
         </w:tabs>
         <w:spacing w:after="120" w:line="276"/>
       </w:pPr>
@@ -110,11 +143,28 @@
         </w:rPr>
         <w:t xml:space="preserve">A Path, Not the Truth</w:t>
       </w:r>
+      <w:r>
+        <w:rPr>
+          <w:color w:val="1e2a33"/>
+          <w:sz w:val="24"/>
+          <w:szCs w:val="24"/>
+        </w:rPr>
+        <w:tab/>
+      </w:r>
+      <w:r>
+        <w:rPr>
+          <w:color w:val="1e2a33"/>
+          <w:sz w:val="24"/>
+          <w:szCs w:val="24"/>
+        </w:rPr>
+        <w:t>7</w:t>
+      </w:r>
     </w:p>
     <w:p>
       <w:pPr>
         <w:tabs>
           <w:tab w:val="left" w:pos="1600"/>
+          <w:tab w:val="right" w:leader="dot" w:pos="9000"/>
         </w:tabs>
         <w:spacing w:after="120" w:line="276"/>
       </w:pPr>
@@ -139,11 +189,28 @@
         </w:rPr>
         <w:t xml:space="preserve">The Front-End: Reading the Chooser</w:t>
       </w:r>
+      <w:r>
+        <w:rPr>
+          <w:color w:val="1e2a33"/>
+          <w:sz w:val="24"/>
+          <w:szCs w:val="24"/>
+        </w:rPr>
+        <w:tab/>
+      </w:r>
+      <w:r>
+        <w:rPr>
+          <w:color w:val="1e2a33"/>
+          <w:sz w:val="24"/>
+          <w:szCs w:val="24"/>
+        </w:rPr>
+        <w:t>10</w:t>
+      </w:r>
     </w:p>
     <w:p>
       <w:pPr>
         <w:tabs>
           <w:tab w:val="left" w:pos="1600"/>
+          <w:tab w:val="right" w:leader="dot" w:pos="9000"/>
         </w:tabs>
         <w:spacing w:after="120" w:line="276"/>
       </w:pPr>
@@ -168,11 +235,28 @@
         </w:rPr>
         <w:t xml:space="preserve">The Decision Compass</w:t>
       </w:r>
+      <w:r>
+        <w:rPr>
+          <w:color w:val="1e2a33"/>
+          <w:sz w:val="24"/>
+          <w:szCs w:val="24"/>
+        </w:rPr>
+        <w:tab/>
+      </w:r>
+      <w:r>
+        <w:rPr>
+          <w:color w:val="1e2a33"/>
+          <w:sz w:val="24"/>
+          <w:szCs w:val="24"/>
+        </w:rPr>
+        <w:t>14</w:t>
+      </w:r>
     </w:p>
     <w:p>
       <w:pPr>
         <w:tabs>
           <w:tab w:val="left" w:pos="1600"/>
+          <w:tab w:val="right" w:leader="dot" w:pos="9000"/>
         </w:tabs>
         <w:spacing w:after="120" w:line="276"/>
       </w:pPr>
@@ -197,11 +281,28 @@
         </w:rPr>
         <w:t xml:space="preserve">The Core Engine</w:t>
       </w:r>
+      <w:r>
+        <w:rPr>
+          <w:color w:val="1e2a33"/>
+          <w:sz w:val="24"/>
+          <w:szCs w:val="24"/>
+        </w:rPr>
+        <w:tab/>
+      </w:r>
+      <w:r>
+        <w:rPr>
+          <w:color w:val="1e2a33"/>
+          <w:sz w:val="24"/>
+          <w:szCs w:val="24"/>
+        </w:rPr>
+        <w:t>18</w:t>
+      </w:r>
     </w:p>
     <w:p>
       <w:pPr>
         <w:tabs>
           <w:tab w:val="left" w:pos="1600"/>
+          <w:tab w:val="right" w:leader="dot" w:pos="9000"/>
         </w:tabs>
         <w:spacing w:after="120" w:line="276"/>
       </w:pPr>
@@ -226,11 +327,28 @@
         </w:rPr>
         <w:t xml:space="preserve">The Method at Work</w:t>
       </w:r>
+      <w:r>
+        <w:rPr>
+          <w:color w:val="1e2a33"/>
+          <w:sz w:val="24"/>
+          <w:szCs w:val="24"/>
+        </w:rPr>
+        <w:tab/>
+      </w:r>
+      <w:r>
+        <w:rPr>
+          <w:color w:val="1e2a33"/>
+          <w:sz w:val="24"/>
+          <w:szCs w:val="24"/>
+        </w:rPr>
+        <w:t>32</w:t>
+      </w:r>
     </w:p>
     <w:p>
       <w:pPr>
         <w:tabs>
           <w:tab w:val="left" w:pos="1600"/>
+          <w:tab w:val="right" w:leader="dot" w:pos="9000"/>
         </w:tabs>
         <w:spacing w:after="120" w:line="276"/>
       </w:pPr>
@@ -255,11 +373,28 @@
         </w:rPr>
         <w:t xml:space="preserve">Testing the Method</w:t>
       </w:r>
+      <w:r>
+        <w:rPr>
+          <w:color w:val="1e2a33"/>
+          <w:sz w:val="24"/>
+          <w:szCs w:val="24"/>
+        </w:rPr>
+        <w:tab/>
+      </w:r>
+      <w:r>
+        <w:rPr>
+          <w:color w:val="1e2a33"/>
+          <w:sz w:val="24"/>
+          <w:szCs w:val="24"/>
+        </w:rPr>
+        <w:t>38</w:t>
+      </w:r>
     </w:p>
     <w:p>
       <w:pPr>
         <w:tabs>
           <w:tab w:val="left" w:pos="1600"/>
+          <w:tab w:val="right" w:leader="dot" w:pos="9000"/>
         </w:tabs>
         <w:spacing w:after="120" w:line="276"/>
       </w:pPr>
@@ -283,6 +418,22 @@
           <w:szCs w:val="24"/>
         </w:rPr>
         <w:t xml:space="preserve">Running a Session</w:t>
+      </w:r>
+      <w:r>
+        <w:rPr>
+          <w:color w:val="1e2a33"/>
+          <w:sz w:val="24"/>
+          <w:szCs w:val="24"/>
+        </w:rPr>
+        <w:tab/>
+      </w:r>
+      <w:r>
+        <w:rPr>
+          <w:color w:val="1e2a33"/>
+          <w:sz w:val="24"/>
+          <w:szCs w:val="24"/>
+        </w:rPr>
+        <w:t>42</w:t>
       </w:r>
     </w:p>
     <w:p>
@@ -2304,7 +2455,7 @@
         <w:t xml:space="preserve">decision</w:t>
       </w:r>
       <w:r>
-        <w:t xml:space="preserve">, before the split. One instrument, used at two heights: first to orient the traveler, then to orient the journey. This is why the manifesto's image holds all the way through — a compass tells the traveler where </w:t>
+        <w:t xml:space="preserve">, before the split. One instrument, used at two heights: first to orient the traveler, then to orient the journey. A compass tells the traveler where </w:t>
       </w:r>
       <w:r>
         <w:rPr>
@@ -4356,6 +4507,60 @@
       </w:r>
       <w:r>
         <w:t xml:space="preserve"> does the grouping. The facilitator does not walk in with the two contributors already chosen and announce them; that would be imposing a split, and an imposed split is one the room can resent and resist. Instead, the room builds the split itself, in three light steps, and discovers that its many concerns were really two all along.</w:t>
+      </w:r>
+    </w:p>
+    <w:p>
+      <w:pPr>
+        <w:pStyle w:val="Heading2"/>
+        <w:spacing w:after="140" w:before="260"/>
+      </w:pPr>
+      <w:r>
+        <w:t xml:space="preserve">Step zero — put the mind at ease</w:t>
+      </w:r>
+    </w:p>
+    <w:p>
+      <w:pPr>
+        <w:spacing w:after="160" w:line="276"/>
+        <w:jc w:val="both"/>
+      </w:pPr>
+      <w:r>
+        <w:t xml:space="preserve">Before any of this begins — before the whiteboard fills, before anyone is asked for their three best ideas — the room needs one thing the technique itself cannot supply: permission to find this easy. A guarded room enumerates carefully, tags cautiously, and treats naming the two contributors like a test with a right answer to get wrong. None of that produces the light, fast, honest work the method depends on. So the wise facilitator spends thirty seconds, before Step One even opens, putting the room at ease — and the surest way to do it is not with a speech about the method, but with a moment of shared laughter that loosens the room before the real work begins.</w:t>
+      </w:r>
+    </w:p>
+    <w:p>
+      <w:pPr>
+        <w:spacing w:after="160" w:line="276"/>
+        <w:jc w:val="both"/>
+      </w:pPr>
+      <w:r>
+        <w:t xml:space="preserve">Sometimes that moment is one you carry with you. A short, harmless story will do, and the best ones happen to share the shape of what you are about to ask the room to do, without anyone noticing the resemblance until later, if ever. Here is one that has made the rounds, told as a grandmother’s homespun philosophy on worry: you are healthy, or you are sick. If healthy, nothing to worry about. If sick, you will get better, or you won’t. If you get better, nothing to worry about. If you don’t, you will live, or you won’t. If you live, nothing to worry about. If you don’t, you go to heaven, or you don’t. If heaven, nothing to worry about. And if not — well, by then, all that is left to worry about is original recipe or extra crispy.</w:t>
+      </w:r>
+      <w:r>
+        <w:rPr>
+          <w:rStyle w:val="FootnoteReference"/>
+        </w:rPr>
+        <w:footnoteReference w:id="1"/>
+      </w:r>
+      <w:r>
+        <w:t xml:space="preserve"> The room laughs, and while it is laughing, something happens that no lecture could accomplish half as gently: everyone has just watched a complicated worry collapse, one honest fork at a time, into something small enough to actually decide — and they watched it happen without being told that is what a split does, or a weight, or a stopping point.</w:t>
+      </w:r>
+    </w:p>
+    <w:p>
+      <w:pPr>
+        <w:spacing w:after="160" w:line="276"/>
+        <w:jc w:val="both"/>
+      </w:pPr>
+      <w:r>
+        <w:t xml:space="preserve">Other times, the moment is already sitting in the room, waiting to be noticed rather than brought. Before a serious session on a hotel’s mission statement, the group had spent its pre-meeting minutes grumbling about the property’s lack of a staff cafeteria, among other complaints. When the draft mission statement went up on the screen, the facilitator looked at it and said, simply: “Where is the cafeteria in this statement?” The room broke into laughter, and the atmosphere changed on the spot. Nothing about the method was mentioned. The tension the grumbling had left in the air was simply let go, in the open, with everyone laughing at the same thing together — and the serious discussion that followed was lighter for it, and more honest.</w:t>
+      </w:r>
+    </w:p>
+    <w:p>
+      <w:pPr>
+        <w:spacing w:after="160" w:line="276"/>
+        <w:jc w:val="both"/>
+      </w:pPr>
+      <w:r>
+        <w:t xml:space="preserve">Whether carried in or found on the spot, the story does not teach the method. It removes the fear that the method will be hard. By the time the facilitator asks for three best ideas each, the room already knows, in its body if not yet in words, that this will be simple, a little playful, and entirely survivable. That is all Step Zero needs to do.</w:t>
       </w:r>
     </w:p>
     <w:p>
@@ -6160,6 +6365,22 @@
       </w:r>
       <w:r>
         <w:continuationSeparator/>
+      </w:r>
+    </w:p>
+  </w:footnote>
+  <w:footnote w:id="1">
+    <w:p>
+      <w:pPr>
+        <w:pStyle w:val="FootnoteText"/>
+      </w:pPr>
+      <w:r>
+        <w:rPr>
+          <w:rStyle w:val="FootnoteReference"/>
+        </w:rPr>
+        <w:footnoteRef/>
+      </w:r>
+      <w:r>
+        <w:t xml:space="preserve"> A fuller telling of this, worth two minutes and a genuine laugh, can be found online — search YouTube for “Two things to worry about,” or see https://youtu.be/sudoNmINjgU, if still available at the time of reading.</w:t>
       </w:r>
     </w:p>
   </w:footnote>

--- a/The_Binary_Decision_Path.docx
+++ b/The_Binary_Decision_Path.docx
@@ -387,7 +387,7 @@
           <w:sz w:val="24"/>
           <w:szCs w:val="24"/>
         </w:rPr>
-        <w:t>38</w:t>
+        <w:t>41</w:t>
       </w:r>
     </w:p>
     <w:p>
@@ -433,7 +433,7 @@
           <w:sz w:val="24"/>
           <w:szCs w:val="24"/>
         </w:rPr>
-        <w:t>42</w:t>
+        <w:t>45</w:t>
       </w:r>
     </w:p>
     <w:p>
@@ -5089,6 +5089,148 @@
       </w:r>
       <w:r>
         <w:t xml:space="preserve"> Instead the property team reached segmentation through three splits each so reasonable that resisting any one of them would have felt perverse, and arrived at the tiered scheme feeling it was their own conclusion, because in the room's experience it was. That is the consensus instrument in its deepest form: the Binary Path did not overpower the room's resistance to a top-down strategy; it dissolved the resistance by letting the room build the strategy itself, one small agreement at a time.</w:t>
+      </w:r>
+    </w:p>
+    <w:p>
+      <w:pPr>
+        <w:pStyle w:val="Heading1"/>
+        <w:spacing w:after="200" w:before="360"/>
+      </w:pPr>
+      <w:r>
+        <w:t xml:space="preserve">Case Three — Publishing Under Uncertainty</w:t>
+      </w:r>
+    </w:p>
+    <w:p>
+      <w:pPr>
+        <w:spacing w:after="200" w:before="120"/>
+        <w:jc w:val="center"/>
+      </w:pPr>
+      <w:r>
+        <w:rPr>
+          <w:i/>
+          <w:iCs/>
+          <w:color w:val="555555"/>
+        </w:rPr>
+        <w:t xml:space="preserve">What the method looks like as a plan for discovering an unknown, rather than a plan for a known destination.</w:t>
+      </w:r>
+    </w:p>
+    <w:p>
+      <w:pPr>
+        <w:spacing w:after="160" w:line="276"/>
+        <w:jc w:val="both"/>
+      </w:pPr>
+      <w:r>
+        <w:t xml:space="preserve">A finished literary manuscript was ready for publication, with one condition attached: whatever it earned was to go to charitable relief work — organizations feeding and sheltering people in crisis. The prime question was plain: can the manuscript generate revenue? The honest answer was that no one knew yet. There was no sales history, no audience list, no market test — only a finished work and a genuine uncertainty about whether anyone beyond a small circle would ever read it. This is a different kind of problem from the two cases before it. The landmark attraction and the hotel chain both knew their market; the only question was where to point effort within it. Here, the market itself was the unknown. The Binary Path, it turned out, works on that kind of problem too — but it works a little differently, and watching how is the point of this case.</w:t>
+      </w:r>
+    </w:p>
+    <w:p>
+      <w:pPr>
+        <w:spacing w:after="160" w:line="276"/>
+        <w:jc w:val="both"/>
+      </w:pPr>
+      <w:r>
+        <w:t xml:space="preserve">The first split was immediate and needed no discussion: give the manuscript away, or sell it. Give away was parked at once, for a reason specific to this case — it could not fund the charitable purpose that was the entire point of asking the question in the first place. Under “sell,” the next split was print or digital. Print was parked, honestly, for cost and unknown demand — committing to a print run before knowing whether anyone would buy is exactly the kind of exposure a reversible-first approach avoids. Digital — EPUB — carried the weight forward: it asks almost nothing upfront, and it can be undone painlessly if the whole premise is wrong.</w:t>
+      </w:r>
+    </w:p>
+    <w:p>
+      <w:pPr>
+        <w:spacing w:after="160" w:line="276"/>
+        <w:jc w:val="both"/>
+      </w:pPr>
+      <w:r>
+        <w:t xml:space="preserve">The next fork was distribution: sell everywhere digital books are sold, or sell through a small, deliberately limited pair of stores. Everywhere was parked — not rejected, parked — until demand was justified. Two stores carried the weight, for the plainest of reasons: it was enough to cover a real test market without the effort of setting up and monitoring a dozen storefronts for a manuscript that might not sell at all. Other retailers were genuinely considered before this fork was drawn — several digital storefronts exist beyond the two eventually chosen — but Amazon and Apple were selected ahead of the rest for a combination of reasons that all pointed the same way: the largest share of the digital book market, the simplest terms of entry, and the lowest cost per unit sold. Between those two finalists, Apple carried the weight over Kobo for one further reason — Apple’s readership complements Amazon’s rather than overlapping it, so two stores would reach two genuinely different audiences instead of competing for the same one.</w:t>
+      </w:r>
+    </w:p>
+    <w:p>
+      <w:pPr>
+        <w:spacing w:after="160" w:line="276"/>
+        <w:jc w:val="both"/>
+      </w:pPr>
+      <w:r>
+        <w:t xml:space="preserve">One split remained before the tree reached something actionable: what should the ninety-day test actually measure — total sales in dollars, or the number of distinct buyers? Dollar sales was set aside for a reason worth naming, because it is a trap many a facilitator would walk straight into: a sales figure is confounded by price. A thousand dollars from ten buyers at high prices and a thousand dollars from a hundred buyers at low prices would look identical on that measure, yet they mean opposite things about whether real demand exists. Buyer count was chosen because pricing itself was still unknown, and a measure of how many distinct people chose to buy — regardless of what they paid — isolates the one thing this test actually needed to learn: does anyone want this. That is where the committed path stops. A ninety-day test, one hundred buyers as the bar, is small enough to be reversible and concrete enough for someone to actually start on Monday.</w:t>
+      </w:r>
+    </w:p>
+    <w:p>
+      <w:pPr>
+        <w:spacing w:after="60" w:before="220"/>
+        <w:jc w:val="center"/>
+      </w:pPr>
+      <w:r>
+        <w:drawing>
+          <wp:inline xmlns:a="http://schemas.openxmlformats.org/drawingml/2006/main" xmlns:pic="http://schemas.openxmlformats.org/drawingml/2006/picture">
+            <wp:extent cx="4754880" cy="4900438"/>
+            <wp:docPr id="2" name="Picture 2"/>
+            <wp:cNvGraphicFramePr>
+              <a:graphicFrameLocks noChangeAspect="1"/>
+            </wp:cNvGraphicFramePr>
+            <a:graphic>
+              <a:graphicData uri="http://schemas.openxmlformats.org/drawingml/2006/picture">
+                <pic:pic>
+                  <pic:nvPicPr>
+                    <pic:cNvPr id="0" name="fig_publishing_tree.png"/>
+                    <pic:cNvPicPr/>
+                  </pic:nvPicPr>
+                  <pic:blipFill>
+                    <a:blip r:embed="rId16"/>
+                    <a:stretch>
+                      <a:fillRect/>
+                    </a:stretch>
+                  </pic:blipFill>
+                  <pic:spPr>
+                    <a:xfrm>
+                      <a:off x="0" y="0"/>
+                      <a:ext cx="4754880" cy="4900438"/>
+                    </a:xfrm>
+                    <a:prstGeom prst="rect"/>
+                  </pic:spPr>
+                </pic:pic>
+              </a:graphicData>
+            </a:graphic>
+          </wp:inline>
+        </w:drawing>
+      </w:r>
+    </w:p>
+    <w:p>
+      <w:pPr>
+        <w:spacing w:after="240"/>
+        <w:jc w:val="center"/>
+      </w:pPr>
+      <w:r>
+        <w:rPr>
+          <w:i/>
+          <w:iCs/>
+          <w:color w:val="666666"/>
+          <w:sz w:val="18"/>
+          <w:szCs w:val="18"/>
+        </w:rPr>
+        <w:t xml:space="preserve">The publishing tree. The committed path runs in gold to the point of action; parked and rejected branches sit in teal; the contingent branches below the test — not yet decided, waiting on evidence — sit in grey. The dotted arrow traces the one path where a parked branch is reopened.</w:t>
+      </w:r>
+    </w:p>
+    <w:p>
+      <w:pPr>
+        <w:spacing w:after="160" w:line="276"/>
+        <w:jc w:val="both"/>
+      </w:pPr>
+      <w:r>
+        <w:t xml:space="preserve">Notice what happens below that point, because it is different from anything the earlier cases showed. “Demand shown” and “demand not shown” are not a decision the room makes. They are what reality reports back once the test has run. The tree, walked out that far, stops being a plan of decisions and becomes a plan of responses — prepared before the evidence exists, so that whichever way the test lands, the next step is already known rather than debated from scratch under the pressure of a result. If demand is shown, the choice becomes stay at two stores or expand to every store — and if the room chooses to expand, the print branch, parked all the way back at the second fork, reopens. Nothing was deleted when it was set aside; it was only waiting for a reason to matter again. A tree that can only descend is not yet the whole method. A tree that can climb back up to something it once set aside, because the world changed, is.</w:t>
+      </w:r>
+    </w:p>
+    <w:p>
+      <w:pPr>
+        <w:spacing w:after="160" w:line="276"/>
+        <w:jc w:val="both"/>
+      </w:pPr>
+      <w:r>
+        <w:t xml:space="preserve">If demand is not shown, a different kind of split appears, and it is worth naming because it is a fourth kind this book has not yet described. The split chapter named three kinds of split earlier in this book — drivers, routes, choices. This one is none of those. “Discoverability” versus “price or value” is not a fork toward two futures; it is a fork toward two possible explanations for a result that already happened. Call it a diagnostic split: rather than choosing which way forward, it isolates which of two likely causes is behind a disappointing outcome, so that the retest that follows addresses the actual problem rather than a guess at it. A driver split asks what moves the result. A route split asks which way to travel. A choice split asks which alternative to take. A diagnostic split asks why something did not work — and it belongs beside the other three, because a method honest enough to say “we don’t yet know why” needs a way to split that question in two as cleanly as it splits any other.</w:t>
+      </w:r>
+    </w:p>
+    <w:p>
+      <w:pPr>
+        <w:spacing w:after="160" w:line="276"/>
+        <w:jc w:val="both"/>
+      </w:pPr>
+      <w:r>
+        <w:t xml:space="preserve">The important decision in this case was never that digital was better than print, or that two stores beat one. It was that, under real uncertainty, the wisest move was to choose the smallest reversible step that could produce real evidence — and to leave every path not taken standing, rather than torn down, in case the evidence pointed back. The path did not predict the destination. It reduced the cost of discovering it.</w:t>
       </w:r>
     </w:p>
     <w:p>
